--- a/docs/Requerimientos funcionales y no funcionales.docx
+++ b/docs/Requerimientos funcionales y no funcionales.docx
@@ -5,11 +5,66 @@
     <w:p>
       <w:pPr>
         <w:spacing w:line="360" w:lineRule="auto"/>
-        <w:jc w:val="both"/>
-        <w:rPr>
-          <w:b/>
-        </w:rPr>
-      </w:pPr>
+        <w:jc w:val="center"/>
+        <w:rPr>
+          <w:b/>
+        </w:rPr>
+      </w:pPr>
+      <w:r>
+        <w:rPr>
+          <w:rFonts w:ascii="Times New Roman" w:hAnsi="Times New Roman" w:cs="Times New Roman"/>
+          <w:noProof/>
+        </w:rPr>
+        <w:drawing>
+          <wp:anchor distT="0" distB="0" distL="114300" distR="114300" simplePos="0" relativeHeight="251660288" behindDoc="0" locked="0" layoutInCell="1" allowOverlap="1" wp14:anchorId="28CF3F2C" wp14:editId="299A3DC8">
+            <wp:simplePos x="0" y="0"/>
+            <wp:positionH relativeFrom="column">
+              <wp:posOffset>0</wp:posOffset>
+            </wp:positionH>
+            <wp:positionV relativeFrom="paragraph">
+              <wp:posOffset>5715</wp:posOffset>
+            </wp:positionV>
+            <wp:extent cx="803925" cy="939600"/>
+            <wp:effectExtent l="0" t="0" r="0" b="0"/>
+            <wp:wrapSquare wrapText="bothSides"/>
+            <wp:docPr id="949807974" name="Imagen 1"/>
+            <wp:cNvGraphicFramePr>
+              <a:graphicFrameLocks xmlns:a="http://schemas.openxmlformats.org/drawingml/2006/main" noChangeAspect="1"/>
+            </wp:cNvGraphicFramePr>
+            <a:graphic xmlns:a="http://schemas.openxmlformats.org/drawingml/2006/main">
+              <a:graphicData uri="http://schemas.openxmlformats.org/drawingml/2006/picture">
+                <pic:pic xmlns:pic="http://schemas.openxmlformats.org/drawingml/2006/picture">
+                  <pic:nvPicPr>
+                    <pic:cNvPr id="949807974" name="Imagen 949807974"/>
+                    <pic:cNvPicPr/>
+                  </pic:nvPicPr>
+                  <pic:blipFill>
+                    <a:blip r:embed="rId9" cstate="print">
+                      <a:extLst>
+                        <a:ext uri="{28A0092B-C50C-407E-A947-70E740481C1C}">
+                          <a14:useLocalDpi xmlns:a14="http://schemas.microsoft.com/office/drawing/2010/main" val="0"/>
+                        </a:ext>
+                      </a:extLst>
+                    </a:blip>
+                    <a:stretch>
+                      <a:fillRect/>
+                    </a:stretch>
+                  </pic:blipFill>
+                  <pic:spPr>
+                    <a:xfrm>
+                      <a:off x="0" y="0"/>
+                      <a:ext cx="803925" cy="939600"/>
+                    </a:xfrm>
+                    <a:prstGeom prst="rect">
+                      <a:avLst/>
+                    </a:prstGeom>
+                  </pic:spPr>
+                </pic:pic>
+              </a:graphicData>
+            </a:graphic>
+          </wp:anchor>
+        </w:drawing>
+      </w:r>
       <w:r>
         <w:rPr>
           <w:noProof/>
@@ -40,7 +95,7 @@
                     </pic:cNvPicPr>
                   </pic:nvPicPr>
                   <pic:blipFill>
-                    <a:blip r:embed="rId9" cstate="print">
+                    <a:blip r:embed="rId10" cstate="print">
                       <a:extLst>
                         <a:ext uri="{28A0092B-C50C-407E-A947-70E740481C1C}">
                           <a14:useLocalDpi xmlns:a14="http://schemas.microsoft.com/office/drawing/2010/main" val="0"/>
@@ -81,22 +136,22 @@
     <w:p>
       <w:pPr>
         <w:spacing w:line="360" w:lineRule="auto"/>
-        <w:jc w:val="both"/>
-        <w:rPr>
-          <w:b/>
-        </w:rPr>
-      </w:pPr>
-      <w:r>
-        <w:rPr>
-          <w:b/>
-        </w:rPr>
-        <w:t xml:space="preserve">Facultad de Ciencias </w:t>
+        <w:jc w:val="center"/>
+        <w:rPr>
+          <w:b/>
+        </w:rPr>
+      </w:pPr>
+      <w:r>
+        <w:rPr>
+          <w:b/>
+        </w:rPr>
+        <w:t>Facultad de Ciencias</w:t>
       </w:r>
     </w:p>
     <w:p>
       <w:pPr>
         <w:spacing w:line="360" w:lineRule="auto"/>
-        <w:jc w:val="both"/>
+        <w:jc w:val="center"/>
         <w:rPr>
           <w:b/>
         </w:rPr>
@@ -111,7 +166,7 @@
     <w:p>
       <w:pPr>
         <w:spacing w:line="360" w:lineRule="auto"/>
-        <w:jc w:val="both"/>
+        <w:jc w:val="center"/>
         <w:rPr>
           <w:b/>
         </w:rPr>
@@ -2001,7 +2056,7 @@
       </w:r>
     </w:p>
     <w:sectPr>
-      <w:headerReference w:type="default" r:id="rId10"/>
+      <w:headerReference w:type="default" r:id="rId11"/>
       <w:pgSz w:w="11906" w:h="16838"/>
       <w:pgMar w:top="1440" w:right="1080" w:bottom="1440" w:left="1080" w:header="720" w:footer="720" w:gutter="0"/>
       <w:pgNumType w:start="0"/>

--- a/docs/Requerimientos funcionales y no funcionales.docx
+++ b/docs/Requerimientos funcionales y no funcionales.docx
@@ -918,7 +918,21 @@
           <w:b/>
           <w:bCs/>
         </w:rPr>
-        <w:t xml:space="preserve">RF03 - Gestión de </w:t>
+        <w:t xml:space="preserve">RF03 - </w:t>
+      </w:r>
+      <w:r>
+        <w:rPr>
+          <w:b/>
+          <w:bCs/>
+        </w:rPr>
+        <w:t>Selección</w:t>
+      </w:r>
+      <w:r>
+        <w:rPr>
+          <w:b/>
+          <w:bCs/>
+        </w:rPr>
+        <w:t xml:space="preserve"> de </w:t>
       </w:r>
       <w:r>
         <w:rPr>
@@ -1198,7 +1212,13 @@
         <w:t>ambios de estatus</w:t>
       </w:r>
       <w:r>
-        <w:t xml:space="preserve"> a “seguimiento”</w:t>
+        <w:t xml:space="preserve"> a “</w:t>
+      </w:r>
+      <w:r>
+        <w:t>S</w:t>
+      </w:r>
+      <w:r>
+        <w:t>eguimiento”</w:t>
       </w:r>
       <w:r>
         <w:t>.</w:t>
@@ -1326,7 +1346,10 @@
         <w:t xml:space="preserve"> un caso cerrado, cambiando su estatus a "</w:t>
       </w:r>
       <w:r>
-        <w:t>reabierto</w:t>
+        <w:t>R</w:t>
+      </w:r>
+      <w:r>
+        <w:t>eabierto</w:t>
       </w:r>
       <w:r>
         <w:t xml:space="preserve">" y permitiendo modificar únicamente el campo de </w:t>
@@ -1358,7 +1381,7 @@
           <w:b/>
           <w:bCs/>
         </w:rPr>
-        <w:t>Emisión</w:t>
+        <w:t>Gestión</w:t>
       </w:r>
       <w:r>
         <w:rPr>
@@ -1663,6 +1686,39 @@
       </w:r>
     </w:p>
     <w:p>
+      <w:pPr>
+        <w:pStyle w:val="ListParagraph"/>
+        <w:numPr>
+          <w:ilvl w:val="0"/>
+          <w:numId w:val="23"/>
+        </w:numPr>
+      </w:pPr>
+      <w:r>
+        <w:rPr>
+          <w:b/>
+          <w:bCs/>
+        </w:rPr>
+        <w:t>RF</w:t>
+      </w:r>
+      <w:r>
+        <w:rPr>
+          <w:b/>
+          <w:bCs/>
+        </w:rPr>
+        <w:t>14</w:t>
+      </w:r>
+      <w:r>
+        <w:rPr>
+          <w:b/>
+          <w:bCs/>
+        </w:rPr>
+        <w:t xml:space="preserve"> - Trazabilidad y auditoría</w:t>
+      </w:r>
+      <w:r>
+        <w:t>: el sistema debe registrar automáticamente de forma interna los datos para auditoría, permitiendo su consulta posterior.</w:t>
+      </w:r>
+    </w:p>
+    <w:p>
       <w:r>
         <w:br w:type="page"/>
       </w:r>
@@ -1790,21 +1846,21 @@
           <w:b/>
           <w:bCs/>
         </w:rPr>
-        <w:t xml:space="preserve">RNF03 - Trazabilidad y </w:t>
-      </w:r>
-      <w:r>
-        <w:rPr>
-          <w:b/>
-          <w:bCs/>
-        </w:rPr>
-        <w:t>a</w:t>
-      </w:r>
-      <w:r>
-        <w:rPr>
-          <w:b/>
-          <w:bCs/>
-        </w:rPr>
-        <w:t>uditoría</w:t>
+        <w:t>RNF0</w:t>
+      </w:r>
+      <w:r>
+        <w:rPr>
+          <w:b/>
+          <w:bCs/>
+        </w:rPr>
+        <w:t>3</w:t>
+      </w:r>
+      <w:r>
+        <w:rPr>
+          <w:b/>
+          <w:bCs/>
+        </w:rPr>
+        <w:t xml:space="preserve"> - Organización del equipo</w:t>
       </w:r>
       <w:r>
         <w:t xml:space="preserve">: </w:t>
@@ -1813,7 +1869,19 @@
         <w:t>e</w:t>
       </w:r>
       <w:r>
-        <w:t>l sistema debe registrar automáticamente de forma interna los datos para auditoría, permitiendo su consulta posterior.</w:t>
+        <w:t xml:space="preserve">l proyecto debe ser realizado estrictamente </w:t>
+      </w:r>
+      <w:r>
+        <w:t>por un equipo</w:t>
+      </w:r>
+      <w:r>
+        <w:t xml:space="preserve"> de </w:t>
+      </w:r>
+      <w:r>
+        <w:t>dos</w:t>
+      </w:r>
+      <w:r>
+        <w:t xml:space="preserve"> personas.</w:t>
       </w:r>
     </w:p>
     <w:p>
@@ -1829,7 +1897,35 @@
           <w:b/>
           <w:bCs/>
         </w:rPr>
-        <w:t>RNF04 - Organización del equipo</w:t>
+        <w:t>RNF0</w:t>
+      </w:r>
+      <w:r>
+        <w:rPr>
+          <w:b/>
+          <w:bCs/>
+        </w:rPr>
+        <w:t>4</w:t>
+      </w:r>
+      <w:r>
+        <w:rPr>
+          <w:b/>
+          <w:bCs/>
+        </w:rPr>
+        <w:t xml:space="preserve"> - Metodología de </w:t>
+      </w:r>
+      <w:r>
+        <w:rPr>
+          <w:b/>
+          <w:bCs/>
+        </w:rPr>
+        <w:t>d</w:t>
+      </w:r>
+      <w:r>
+        <w:rPr>
+          <w:b/>
+          <w:bCs/>
+        </w:rPr>
+        <w:t>esarrollo</w:t>
       </w:r>
       <w:r>
         <w:t xml:space="preserve">: </w:t>
@@ -1838,19 +1934,13 @@
         <w:t>e</w:t>
       </w:r>
       <w:r>
-        <w:t xml:space="preserve">l proyecto debe ser realizado estrictamente </w:t>
-      </w:r>
-      <w:r>
-        <w:t>por un equipo</w:t>
-      </w:r>
-      <w:r>
-        <w:t xml:space="preserve"> de </w:t>
-      </w:r>
-      <w:r>
-        <w:t>dos</w:t>
-      </w:r>
-      <w:r>
-        <w:t xml:space="preserve"> personas.</w:t>
+        <w:t xml:space="preserve">l proyecto debe seguir y documentar una metodología de desarrollo </w:t>
+      </w:r>
+      <w:r>
+        <w:t xml:space="preserve">rigurosa y formal </w:t>
+      </w:r>
+      <w:r>
+        <w:t>vista en clase.</w:t>
       </w:r>
     </w:p>
     <w:p>
@@ -1880,36 +1970,61 @@
           <w:b/>
           <w:bCs/>
         </w:rPr>
-        <w:t xml:space="preserve"> - Metodología de </w:t>
-      </w:r>
-      <w:r>
-        <w:rPr>
-          <w:b/>
-          <w:bCs/>
-        </w:rPr>
+        <w:t xml:space="preserve"> </w:t>
+      </w:r>
+      <w:r>
+        <w:rPr>
+          <w:b/>
+          <w:bCs/>
+        </w:rPr>
+        <w:t>-</w:t>
+      </w:r>
+      <w:r>
+        <w:rPr>
+          <w:b/>
+          <w:bCs/>
+        </w:rPr>
+        <w:t xml:space="preserve"> </w:t>
+      </w:r>
+      <w:r>
+        <w:rPr>
+          <w:b/>
+          <w:bCs/>
+        </w:rPr>
+        <w:t>Patrones de diseño</w:t>
+      </w:r>
+      <w:r>
+        <w:t xml:space="preserve">: </w:t>
+      </w:r>
+      <w:r>
+        <w:t>e</w:t>
+      </w:r>
+      <w:r>
+        <w:t xml:space="preserve">l </w:t>
+      </w:r>
+      <w:r>
+        <w:t>desarrollo debe incluir</w:t>
+      </w:r>
+      <w:r>
+        <w:t xml:space="preserve"> </w:t>
+      </w:r>
+      <w:r>
+        <w:t>p</w:t>
+      </w:r>
+      <w:r>
+        <w:t xml:space="preserve">atrones de </w:t>
+      </w:r>
+      <w:r>
         <w:t>d</w:t>
       </w:r>
       <w:r>
-        <w:rPr>
-          <w:b/>
-          <w:bCs/>
-        </w:rPr>
-        <w:t>esarrollo</w:t>
-      </w:r>
-      <w:r>
-        <w:t xml:space="preserve">: </w:t>
-      </w:r>
-      <w:r>
-        <w:t>e</w:t>
-      </w:r>
-      <w:r>
-        <w:t xml:space="preserve">l proyecto debe seguir y documentar una metodología de desarrollo </w:t>
-      </w:r>
-      <w:r>
-        <w:t xml:space="preserve">rigurosa y formal </w:t>
-      </w:r>
-      <w:r>
-        <w:t>vista en clase.</w:t>
+        <w:t xml:space="preserve">iseño vistos </w:t>
+      </w:r>
+      <w:r>
+        <w:t>en clase</w:t>
+      </w:r>
+      <w:r>
+        <w:t>.</w:t>
       </w:r>
     </w:p>
     <w:p>
@@ -1939,61 +2054,28 @@
           <w:b/>
           <w:bCs/>
         </w:rPr>
-        <w:t xml:space="preserve"> </w:t>
-      </w:r>
-      <w:r>
-        <w:rPr>
-          <w:b/>
-          <w:bCs/>
-        </w:rPr>
-        <w:t>-</w:t>
-      </w:r>
-      <w:r>
-        <w:rPr>
-          <w:b/>
-          <w:bCs/>
-        </w:rPr>
-        <w:t xml:space="preserve"> </w:t>
-      </w:r>
-      <w:r>
-        <w:rPr>
-          <w:b/>
-          <w:bCs/>
-        </w:rPr>
-        <w:t>Patrones de diseño</w:t>
+        <w:t xml:space="preserve"> - Documentación técnica</w:t>
       </w:r>
       <w:r>
         <w:t xml:space="preserve">: </w:t>
       </w:r>
       <w:r>
-        <w:t>e</w:t>
-      </w:r>
-      <w:r>
-        <w:t xml:space="preserve">l </w:t>
-      </w:r>
-      <w:r>
-        <w:t>desarrollo debe incluir</w:t>
-      </w:r>
-      <w:r>
-        <w:t xml:space="preserve"> </w:t>
-      </w:r>
-      <w:r>
-        <w:t>p</w:t>
-      </w:r>
-      <w:r>
-        <w:t xml:space="preserve">atrones de </w:t>
-      </w:r>
-      <w:r>
-        <w:t>d</w:t>
-      </w:r>
-      <w:r>
-        <w:t xml:space="preserve">iseño vistos </w:t>
-      </w:r>
-      <w:r>
-        <w:t>en clase</w:t>
-      </w:r>
-      <w:r>
-        <w:t>.</w:t>
+        <w:t>s</w:t>
+      </w:r>
+      <w:r>
+        <w:t>e requiere la entrega de diagramas de casos de uso, secuencia</w:t>
+      </w:r>
+      <w:r>
+        <w:t xml:space="preserve"> y</w:t>
+      </w:r>
+      <w:r>
+        <w:t>/</w:t>
+      </w:r>
+      <w:r>
+        <w:t xml:space="preserve">o </w:t>
+      </w:r>
+      <w:r>
+        <w:t>colaboración, diagramas de clases y prototipo de interfaz.</w:t>
       </w:r>
     </w:p>
     <w:p>
@@ -2009,44 +2091,21 @@
           <w:b/>
           <w:bCs/>
         </w:rPr>
-        <w:t>RNF07 - Documentación técnica</w:t>
-      </w:r>
-      <w:r>
-        <w:t xml:space="preserve">: </w:t>
-      </w:r>
-      <w:r>
-        <w:t>s</w:t>
-      </w:r>
-      <w:r>
-        <w:t>e requiere la entrega de diagramas de casos de uso, secuencia</w:t>
-      </w:r>
-      <w:r>
-        <w:t xml:space="preserve"> y</w:t>
-      </w:r>
-      <w:r>
-        <w:t>/</w:t>
-      </w:r>
-      <w:r>
-        <w:t xml:space="preserve">o </w:t>
-      </w:r>
-      <w:r>
-        <w:t>colaboración, diagramas de clases y prototipo de interfaz.</w:t>
-      </w:r>
-    </w:p>
-    <w:p>
-      <w:pPr>
-        <w:pStyle w:val="ListParagraph"/>
-        <w:numPr>
-          <w:ilvl w:val="0"/>
-          <w:numId w:val="24"/>
-        </w:numPr>
-      </w:pPr>
-      <w:r>
-        <w:rPr>
-          <w:b/>
-          <w:bCs/>
-        </w:rPr>
-        <w:t>RNF08 - Entrega del programa</w:t>
+        <w:t>RNF0</w:t>
+      </w:r>
+      <w:r>
+        <w:rPr>
+          <w:b/>
+          <w:bCs/>
+        </w:rPr>
+        <w:t>7</w:t>
+      </w:r>
+      <w:r>
+        <w:rPr>
+          <w:b/>
+          <w:bCs/>
+        </w:rPr>
+        <w:t xml:space="preserve"> - Entrega del programa</w:t>
       </w:r>
       <w:r>
         <w:t xml:space="preserve">: </w:t>
@@ -6288,28 +6347,28 @@
 </file>
 
 <file path=customXml/item1.xml><?xml version="1.0" encoding="utf-8"?>
-<b:Sources xmlns:b="http://schemas.openxmlformats.org/officeDocument/2006/bibliography" xmlns="http://schemas.openxmlformats.org/officeDocument/2006/bibliography" SelectedStyle="\APASixthEditionOfficeOnline.xsl" StyleName="APA" Version="6"/>
-</file>
-
-<file path=customXml/item2.xml><?xml version="1.0" encoding="utf-8"?>
 <go:gDocsCustomXmlDataStorage xmlns:go="http://customooxmlschemas.google.com/" xmlns:r="http://schemas.openxmlformats.org/officeDocument/2006/relationships" uri="GoogleDocsCustomDataVersion2">
   <go:docsCustomData xmlns:go="http://customooxmlschemas.google.com/" roundtripDataSignature="AMtx7mizGexCOIC7/NtQ4c+I1nJn5NLzFw==">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</go:docsCustomData>
 </go:gDocsCustomXmlDataStorage>
 </file>
 
-<file path=customXml/itemProps1.xml><?xml version="1.0" encoding="utf-8"?>
-<ds:datastoreItem xmlns:ds="http://schemas.openxmlformats.org/officeDocument/2006/customXml" ds:itemID="{A959B552-8D78-43F1-8486-B90E55463D4E}">
-  <ds:schemaRefs>
-    <ds:schemaRef ds:uri="http://schemas.openxmlformats.org/officeDocument/2006/bibliography"/>
-  </ds:schemaRefs>
-</ds:datastoreItem>
+<file path=customXml/item2.xml><?xml version="1.0" encoding="utf-8"?>
+<b:Sources xmlns:b="http://schemas.openxmlformats.org/officeDocument/2006/bibliography" xmlns="http://schemas.openxmlformats.org/officeDocument/2006/bibliography" SelectedStyle="\APASixthEditionOfficeOnline.xsl" StyleName="APA" Version="6"/>
 </file>
 
-<file path=customXml/itemProps2.xml><?xml version="1.0" encoding="utf-8"?>
+<file path=customXml/itemProps1.xml><?xml version="1.0" encoding="utf-8"?>
 <ds:datastoreItem xmlns:ds="http://schemas.openxmlformats.org/officeDocument/2006/customXml" ds:itemID="{11111111-1234-1234-1234-123412341234}">
   <ds:schemaRefs>
     <ds:schemaRef ds:uri="http://customooxmlschemas.google.com/"/>
     <ds:schemaRef ds:uri="http://schemas.openxmlformats.org/officeDocument/2006/relationships"/>
   </ds:schemaRefs>
 </ds:datastoreItem>
+</file>
+
+<file path=customXml/itemProps2.xml><?xml version="1.0" encoding="utf-8"?>
+<ds:datastoreItem xmlns:ds="http://schemas.openxmlformats.org/officeDocument/2006/customXml" ds:itemID="{A959B552-8D78-43F1-8486-B90E55463D4E}">
+  <ds:schemaRefs>
+    <ds:schemaRef ds:uri="http://schemas.openxmlformats.org/officeDocument/2006/bibliography"/>
+  </ds:schemaRefs>
+</ds:datastoreItem>
 </file>
--- a/docs/Requerimientos funcionales y no funcionales.docx
+++ b/docs/Requerimientos funcionales y no funcionales.docx
@@ -1025,16 +1025,37 @@
         <w:t xml:space="preserve">: </w:t>
       </w:r>
       <w:r>
+        <w:t xml:space="preserve">se debe establecer el estatus de </w:t>
+      </w:r>
+      <w:r>
+        <w:t>"Abierto"</w:t>
+      </w:r>
+      <w:r>
+        <w:t xml:space="preserve"> </w:t>
+      </w:r>
+      <w:r>
         <w:t>s</w:t>
       </w:r>
       <w:r>
-        <w:t>i un investigador registra el caso, el estatus debe ser "Abierto"</w:t>
-      </w:r>
-      <w:r>
-        <w:t>. Pero, s</w:t>
-      </w:r>
-      <w:r>
-        <w:t>i un administrador registra el caso, el estatus debe ser "Asignado".</w:t>
+        <w:t>i un investigador registra el caso</w:t>
+      </w:r>
+      <w:r>
+        <w:t xml:space="preserve">. </w:t>
+      </w:r>
+      <w:r>
+        <w:t xml:space="preserve">Pero, </w:t>
+      </w:r>
+      <w:r>
+        <w:t xml:space="preserve">se debe establecer el estatus de “Asignado” </w:t>
+      </w:r>
+      <w:r>
+        <w:t>s</w:t>
+      </w:r>
+      <w:r>
+        <w:t>i un administrador registra el caso</w:t>
+      </w:r>
+      <w:r>
+        <w:t>.</w:t>
       </w:r>
     </w:p>
     <w:p>
@@ -1073,7 +1094,13 @@
         <w:t>e</w:t>
       </w:r>
       <w:r>
-        <w:t xml:space="preserve">l administrador debe ser el único con el privilegio de asignar o cambiar </w:t>
+        <w:t xml:space="preserve">l </w:t>
+      </w:r>
+      <w:r>
+        <w:t xml:space="preserve">sistema debe permitir al </w:t>
+      </w:r>
+      <w:r>
+        <w:t xml:space="preserve">administrador asignar o cambiar </w:t>
       </w:r>
       <w:r>
         <w:t>a</w:t>
@@ -1381,7 +1408,7 @@
           <w:b/>
           <w:bCs/>
         </w:rPr>
-        <w:t>Gestión</w:t>
+        <w:t>Generación</w:t>
       </w:r>
       <w:r>
         <w:rPr>
@@ -1429,10 +1456,10 @@
         <w:t>Investigadores con mayor cantidad de casos atendidos</w:t>
       </w:r>
       <w:r>
-        <w:t>,</w:t>
-      </w:r>
-      <w:r>
-        <w:t xml:space="preserve"> 3) </w:t>
+        <w:t xml:space="preserve"> y </w:t>
+      </w:r>
+      <w:r>
+        <w:t xml:space="preserve">3) </w:t>
       </w:r>
       <w:r>
         <w:t xml:space="preserve">Casos que tengan más de </w:t>
@@ -1715,7 +1742,7 @@
         <w:t xml:space="preserve"> - Trazabilidad y auditoría</w:t>
       </w:r>
       <w:r>
-        <w:t>: el sistema debe registrar automáticamente de forma interna los datos para auditoría, permitiendo su consulta posterior.</w:t>
+        <w:t>: el sistema debe registrar automáticamente los datos para auditoría, permitiendo su consulta posterior.</w:t>
       </w:r>
     </w:p>
     <w:p>
